--- a/Kyu/함민규 일정표.docx
+++ b/Kyu/함민규 일정표.docx
@@ -684,68 +684,60 @@
                 <w:szCs w:val="20"/>
               </w:rPr>
             </w:pPr>
-          </w:p>
-        </w:tc>
-        <w:tc>
-          <w:tcPr>
-            <w:tcW w:w="1435" w:type="dxa"/>
-            <w:vAlign w:val="center"/>
-          </w:tcPr>
-          <w:p>
-            <w:pPr>
-              <w:jc w:val="center"/>
-              <w:rPr>
-                <w:sz w:val="18"/>
-                <w:szCs w:val="20"/>
-              </w:rPr>
-            </w:pPr>
-            <w:r>
-              <w:rPr>
-                <w:rFonts w:hint="eastAsia"/>
-                <w:sz w:val="18"/>
-                <w:szCs w:val="20"/>
-              </w:rPr>
-              <w:t xml:space="preserve">포물선 각도/파워 UI </w:t>
-            </w:r>
-          </w:p>
-          <w:p>
-            <w:pPr>
-              <w:jc w:val="center"/>
-              <w:rPr>
-                <w:sz w:val="18"/>
-                <w:szCs w:val="20"/>
-              </w:rPr>
-            </w:pPr>
-            <w:r>
-              <w:rPr>
-                <w:rFonts w:hint="eastAsia"/>
-                <w:sz w:val="18"/>
-                <w:szCs w:val="20"/>
-              </w:rPr>
-              <w:t>입력 연결</w:t>
-            </w:r>
-          </w:p>
-        </w:tc>
-        <w:tc>
-          <w:tcPr>
-            <w:tcW w:w="1435" w:type="dxa"/>
-            <w:vAlign w:val="center"/>
-          </w:tcPr>
-          <w:p>
-            <w:pPr>
-              <w:jc w:val="center"/>
-              <w:rPr>
-                <w:sz w:val="18"/>
-                <w:szCs w:val="20"/>
-              </w:rPr>
-            </w:pPr>
-            <w:r>
-              <w:rPr>
-                <w:rFonts w:hint="eastAsia"/>
-                <w:sz w:val="18"/>
-                <w:szCs w:val="20"/>
-              </w:rPr>
-              <w:t>키 입력 처리</w:t>
+            <w:r>
+              <w:rPr>
+                <w:rFonts w:hint="eastAsia"/>
+                <w:sz w:val="18"/>
+                <w:szCs w:val="20"/>
+              </w:rPr>
+              <w:t>x</w:t>
+            </w:r>
+          </w:p>
+        </w:tc>
+        <w:tc>
+          <w:tcPr>
+            <w:tcW w:w="1435" w:type="dxa"/>
+            <w:vAlign w:val="center"/>
+          </w:tcPr>
+          <w:p>
+            <w:pPr>
+              <w:jc w:val="center"/>
+              <w:rPr>
+                <w:rFonts w:hint="eastAsia"/>
+                <w:sz w:val="18"/>
+                <w:szCs w:val="20"/>
+              </w:rPr>
+            </w:pPr>
+            <w:r>
+              <w:rPr>
+                <w:rFonts w:hint="eastAsia"/>
+                <w:sz w:val="18"/>
+                <w:szCs w:val="20"/>
+              </w:rPr>
+              <w:t>x</w:t>
+            </w:r>
+          </w:p>
+        </w:tc>
+        <w:tc>
+          <w:tcPr>
+            <w:tcW w:w="1435" w:type="dxa"/>
+            <w:vAlign w:val="center"/>
+          </w:tcPr>
+          <w:p>
+            <w:pPr>
+              <w:jc w:val="center"/>
+              <w:rPr>
+                <w:sz w:val="18"/>
+                <w:szCs w:val="20"/>
+              </w:rPr>
+            </w:pPr>
+            <w:r>
+              <w:rPr>
+                <w:rFonts w:hint="eastAsia"/>
+                <w:sz w:val="18"/>
+                <w:szCs w:val="20"/>
+              </w:rPr>
+              <w:t>x</w:t>
             </w:r>
           </w:p>
         </w:tc>
@@ -1072,7 +1064,6 @@
                 <w:szCs w:val="20"/>
               </w:rPr>
             </w:pPr>
-            <w:proofErr w:type="spellStart"/>
             <w:r>
               <w:rPr>
                 <w:strike/>
@@ -1081,7 +1072,6 @@
               </w:rPr>
               <w:t>Recv</w:t>
             </w:r>
-            <w:proofErr w:type="spellEnd"/>
           </w:p>
           <w:p>
             <w:pPr>
@@ -1092,8 +1082,6 @@
                 <w:szCs w:val="20"/>
               </w:rPr>
             </w:pPr>
-            <w:proofErr w:type="spellStart"/>
-            <w:proofErr w:type="gramStart"/>
             <w:r>
               <w:rPr>
                 <w:strike/>
@@ -1102,7 +1090,6 @@
               </w:rPr>
               <w:t>ThreadProc</w:t>
             </w:r>
-            <w:proofErr w:type="spellEnd"/>
             <w:r>
               <w:rPr>
                 <w:rFonts w:hint="eastAsia"/>
@@ -1110,9 +1097,17 @@
                 <w:sz w:val="18"/>
                 <w:szCs w:val="20"/>
               </w:rPr>
-              <w:t>(</w:t>
-            </w:r>
-            <w:proofErr w:type="gramEnd"/>
+              <w:t>()</w:t>
+            </w:r>
+          </w:p>
+          <w:p>
+            <w:pPr>
+              <w:jc w:val="center"/>
+              <w:rPr>
+                <w:sz w:val="18"/>
+                <w:szCs w:val="20"/>
+              </w:rPr>
+            </w:pPr>
             <w:r>
               <w:rPr>
                 <w:rFonts w:hint="eastAsia"/>
@@ -1120,91 +1115,58 @@
                 <w:sz w:val="18"/>
                 <w:szCs w:val="20"/>
               </w:rPr>
-              <w:t>)</w:t>
-            </w:r>
-          </w:p>
-          <w:p>
-            <w:pPr>
-              <w:jc w:val="center"/>
-              <w:rPr>
-                <w:sz w:val="18"/>
-                <w:szCs w:val="20"/>
-              </w:rPr>
-            </w:pPr>
-            <w:r>
-              <w:rPr>
-                <w:rFonts w:hint="eastAsia"/>
+              <w:t>작성</w:t>
+            </w:r>
+          </w:p>
+        </w:tc>
+        <w:tc>
+          <w:tcPr>
+            <w:tcW w:w="1435" w:type="dxa"/>
+            <w:vAlign w:val="center"/>
+          </w:tcPr>
+          <w:p>
+            <w:pPr>
+              <w:jc w:val="center"/>
+              <w:rPr>
                 <w:strike/>
                 <w:sz w:val="18"/>
                 <w:szCs w:val="20"/>
               </w:rPr>
-              <w:t>작성</w:t>
-            </w:r>
-          </w:p>
-        </w:tc>
-        <w:tc>
-          <w:tcPr>
-            <w:tcW w:w="1435" w:type="dxa"/>
-            <w:vAlign w:val="center"/>
-          </w:tcPr>
-          <w:p>
-            <w:pPr>
-              <w:jc w:val="center"/>
+            </w:pPr>
+            <w:r>
               <w:rPr>
                 <w:strike/>
                 <w:sz w:val="18"/>
                 <w:szCs w:val="20"/>
               </w:rPr>
-            </w:pPr>
-            <w:proofErr w:type="spellStart"/>
-            <w:r>
+              <w:t>Recv</w:t>
+            </w:r>
+          </w:p>
+          <w:p>
+            <w:pPr>
+              <w:jc w:val="center"/>
               <w:rPr>
                 <w:strike/>
                 <w:sz w:val="18"/>
                 <w:szCs w:val="20"/>
               </w:rPr>
-              <w:t>Recv</w:t>
-            </w:r>
-            <w:proofErr w:type="spellEnd"/>
-          </w:p>
-          <w:p>
-            <w:pPr>
-              <w:jc w:val="center"/>
+            </w:pPr>
+            <w:r>
               <w:rPr>
                 <w:strike/>
                 <w:sz w:val="18"/>
                 <w:szCs w:val="20"/>
               </w:rPr>
-            </w:pPr>
-            <w:proofErr w:type="spellStart"/>
-            <w:proofErr w:type="gramStart"/>
-            <w:r>
-              <w:rPr>
+              <w:t>ThreadProc</w:t>
+            </w:r>
+            <w:r>
+              <w:rPr>
+                <w:rFonts w:hint="eastAsia"/>
                 <w:strike/>
                 <w:sz w:val="18"/>
                 <w:szCs w:val="20"/>
               </w:rPr>
-              <w:t>ThreadProc</w:t>
-            </w:r>
-            <w:proofErr w:type="spellEnd"/>
-            <w:r>
-              <w:rPr>
-                <w:rFonts w:hint="eastAsia"/>
-                <w:strike/>
-                <w:sz w:val="18"/>
-                <w:szCs w:val="20"/>
-              </w:rPr>
-              <w:t>(</w:t>
-            </w:r>
-            <w:proofErr w:type="gramEnd"/>
-            <w:r>
-              <w:rPr>
-                <w:rFonts w:hint="eastAsia"/>
-                <w:strike/>
-                <w:sz w:val="18"/>
-                <w:szCs w:val="20"/>
-              </w:rPr>
-              <w:t>)</w:t>
+              <w:t>()</w:t>
             </w:r>
           </w:p>
           <w:p>
@@ -1676,7 +1638,6 @@
             <w:pPr>
               <w:jc w:val="center"/>
               <w:rPr>
-                <w:rFonts w:hint="eastAsia"/>
                 <w:sz w:val="16"/>
                 <w:szCs w:val="18"/>
               </w:rPr>
@@ -1704,67 +1665,84 @@
                 <w:szCs w:val="20"/>
               </w:rPr>
             </w:pPr>
-          </w:p>
-        </w:tc>
-        <w:tc>
-          <w:tcPr>
-            <w:tcW w:w="1435" w:type="dxa"/>
-            <w:vAlign w:val="center"/>
-          </w:tcPr>
-          <w:p>
-            <w:pPr>
-              <w:jc w:val="center"/>
-              <w:rPr>
-                <w:sz w:val="18"/>
-                <w:szCs w:val="20"/>
-              </w:rPr>
-            </w:pPr>
-            <w:r>
-              <w:rPr>
-                <w:rFonts w:hint="eastAsia"/>
-                <w:sz w:val="18"/>
-                <w:szCs w:val="20"/>
-              </w:rPr>
-              <w:t>지형 데이터 수정 확인</w:t>
-            </w:r>
-          </w:p>
-        </w:tc>
-        <w:tc>
-          <w:tcPr>
-            <w:tcW w:w="1435" w:type="dxa"/>
-            <w:vAlign w:val="center"/>
-          </w:tcPr>
-          <w:p>
-            <w:pPr>
-              <w:jc w:val="center"/>
-              <w:rPr>
-                <w:sz w:val="18"/>
-                <w:szCs w:val="20"/>
-              </w:rPr>
-            </w:pPr>
-            <w:r>
-              <w:rPr>
-                <w:rFonts w:hint="eastAsia"/>
-                <w:sz w:val="18"/>
-                <w:szCs w:val="20"/>
-              </w:rPr>
-              <w:t>화면상 지형 파괴 시각화 구현</w:t>
-            </w:r>
-          </w:p>
-        </w:tc>
-        <w:tc>
-          <w:tcPr>
-            <w:tcW w:w="1435" w:type="dxa"/>
-            <w:vAlign w:val="center"/>
-          </w:tcPr>
-          <w:p>
-            <w:pPr>
-              <w:jc w:val="center"/>
-              <w:rPr>
-                <w:sz w:val="18"/>
-                <w:szCs w:val="20"/>
-              </w:rPr>
-            </w:pPr>
+            <w:r>
+              <w:rPr>
+                <w:rFonts w:hint="eastAsia"/>
+                <w:sz w:val="18"/>
+                <w:szCs w:val="20"/>
+              </w:rPr>
+              <w:t>x</w:t>
+            </w:r>
+          </w:p>
+        </w:tc>
+        <w:tc>
+          <w:tcPr>
+            <w:tcW w:w="1435" w:type="dxa"/>
+            <w:vAlign w:val="center"/>
+          </w:tcPr>
+          <w:p>
+            <w:pPr>
+              <w:jc w:val="center"/>
+              <w:rPr>
+                <w:rFonts w:hint="eastAsia"/>
+                <w:sz w:val="18"/>
+                <w:szCs w:val="20"/>
+              </w:rPr>
+            </w:pPr>
+            <w:r>
+              <w:rPr>
+                <w:rFonts w:hint="eastAsia"/>
+                <w:sz w:val="18"/>
+                <w:szCs w:val="20"/>
+              </w:rPr>
+              <w:t>회의</w:t>
+            </w:r>
+          </w:p>
+        </w:tc>
+        <w:tc>
+          <w:tcPr>
+            <w:tcW w:w="1435" w:type="dxa"/>
+            <w:vAlign w:val="center"/>
+          </w:tcPr>
+          <w:p>
+            <w:pPr>
+              <w:jc w:val="center"/>
+              <w:rPr>
+                <w:sz w:val="18"/>
+                <w:szCs w:val="20"/>
+              </w:rPr>
+            </w:pPr>
+            <w:r>
+              <w:rPr>
+                <w:rFonts w:hint="eastAsia"/>
+                <w:sz w:val="18"/>
+                <w:szCs w:val="20"/>
+              </w:rPr>
+              <w:t>x</w:t>
+            </w:r>
+          </w:p>
+        </w:tc>
+        <w:tc>
+          <w:tcPr>
+            <w:tcW w:w="1435" w:type="dxa"/>
+            <w:vAlign w:val="center"/>
+          </w:tcPr>
+          <w:p>
+            <w:pPr>
+              <w:jc w:val="center"/>
+              <w:rPr>
+                <w:sz w:val="18"/>
+                <w:szCs w:val="20"/>
+              </w:rPr>
+            </w:pPr>
+            <w:r>
+              <w:rPr>
+                <w:rFonts w:hint="eastAsia"/>
+                <w:sz w:val="18"/>
+                <w:szCs w:val="20"/>
+              </w:rPr>
+              <w:t>x</w:t>
+            </w:r>
           </w:p>
         </w:tc>
       </w:tr>
@@ -1986,28 +1964,61 @@
                 <w:szCs w:val="20"/>
               </w:rPr>
             </w:pPr>
-          </w:p>
-        </w:tc>
-        <w:tc>
-          <w:tcPr>
-            <w:tcW w:w="1435" w:type="dxa"/>
-            <w:vAlign w:val="center"/>
-          </w:tcPr>
-          <w:p>
-            <w:pPr>
-              <w:jc w:val="center"/>
-              <w:rPr>
-                <w:sz w:val="18"/>
-                <w:szCs w:val="20"/>
-              </w:rPr>
-            </w:pPr>
-            <w:r>
-              <w:rPr>
-                <w:rFonts w:hint="eastAsia"/>
-                <w:sz w:val="18"/>
-                <w:szCs w:val="20"/>
-              </w:rPr>
-              <w:t>회의</w:t>
+            <w:r>
+              <w:rPr>
+                <w:rFonts w:hint="eastAsia"/>
+                <w:sz w:val="18"/>
+                <w:szCs w:val="20"/>
+              </w:rPr>
+              <w:t>지형 데이터 수정 확인</w:t>
+            </w:r>
+            <w:r>
+              <w:rPr>
+                <w:rFonts w:hint="eastAsia"/>
+                <w:sz w:val="18"/>
+                <w:szCs w:val="20"/>
+              </w:rPr>
+              <w:t>,</w:t>
+            </w:r>
+          </w:p>
+          <w:p>
+            <w:pPr>
+              <w:jc w:val="center"/>
+              <w:rPr>
+                <w:sz w:val="18"/>
+                <w:szCs w:val="20"/>
+              </w:rPr>
+            </w:pPr>
+            <w:r>
+              <w:rPr>
+                <w:rFonts w:hint="eastAsia"/>
+                <w:sz w:val="18"/>
+                <w:szCs w:val="20"/>
+              </w:rPr>
+              <w:t>화면상 지형 파괴 시각화 구현</w:t>
+            </w:r>
+          </w:p>
+        </w:tc>
+        <w:tc>
+          <w:tcPr>
+            <w:tcW w:w="1435" w:type="dxa"/>
+            <w:vAlign w:val="center"/>
+          </w:tcPr>
+          <w:p>
+            <w:pPr>
+              <w:jc w:val="center"/>
+              <w:rPr>
+                <w:sz w:val="18"/>
+                <w:szCs w:val="20"/>
+              </w:rPr>
+            </w:pPr>
+            <w:r>
+              <w:rPr>
+                <w:rFonts w:hint="eastAsia"/>
+                <w:sz w:val="18"/>
+                <w:szCs w:val="20"/>
+              </w:rPr>
+              <w:t>검수</w:t>
             </w:r>
           </w:p>
         </w:tc>
@@ -2053,69 +2064,112 @@
                 <w:sz w:val="18"/>
                 <w:szCs w:val="20"/>
               </w:rPr>
-              <w:t>서버의 턴 전환, 피해 판정 연동 확인</w:t>
-            </w:r>
-          </w:p>
-        </w:tc>
-        <w:tc>
-          <w:tcPr>
-            <w:tcW w:w="1435" w:type="dxa"/>
-            <w:vAlign w:val="center"/>
-          </w:tcPr>
-          <w:p>
-            <w:pPr>
-              <w:jc w:val="center"/>
-              <w:rPr>
-                <w:sz w:val="18"/>
-                <w:szCs w:val="20"/>
-              </w:rPr>
-            </w:pPr>
-            <w:r>
-              <w:rPr>
-                <w:rFonts w:hint="eastAsia"/>
-                <w:sz w:val="18"/>
-                <w:szCs w:val="20"/>
-              </w:rPr>
-              <w:t>서버 패킷 시각화</w:t>
-            </w:r>
-          </w:p>
-        </w:tc>
-        <w:tc>
-          <w:tcPr>
-            <w:tcW w:w="1435" w:type="dxa"/>
-            <w:vAlign w:val="center"/>
-          </w:tcPr>
-          <w:p>
-            <w:pPr>
-              <w:jc w:val="center"/>
-              <w:rPr>
-                <w:sz w:val="18"/>
-                <w:szCs w:val="20"/>
-              </w:rPr>
-            </w:pPr>
-            <w:r>
-              <w:rPr>
-                <w:rFonts w:hint="eastAsia"/>
-                <w:sz w:val="20"/>
-                <w:szCs w:val="22"/>
-              </w:rPr>
-              <w:t>버그 수정</w:t>
-            </w:r>
-          </w:p>
-        </w:tc>
-        <w:tc>
-          <w:tcPr>
-            <w:tcW w:w="1435" w:type="dxa"/>
-            <w:vAlign w:val="center"/>
-          </w:tcPr>
-          <w:p>
-            <w:pPr>
-              <w:jc w:val="center"/>
-              <w:rPr>
-                <w:sz w:val="18"/>
-                <w:szCs w:val="20"/>
-              </w:rPr>
-            </w:pPr>
+              <w:t>x</w:t>
+            </w:r>
+          </w:p>
+        </w:tc>
+        <w:tc>
+          <w:tcPr>
+            <w:tcW w:w="1435" w:type="dxa"/>
+            <w:vAlign w:val="center"/>
+          </w:tcPr>
+          <w:p>
+            <w:pPr>
+              <w:jc w:val="center"/>
+              <w:rPr>
+                <w:sz w:val="18"/>
+                <w:szCs w:val="20"/>
+              </w:rPr>
+            </w:pPr>
+            <w:r>
+              <w:rPr>
+                <w:rFonts w:hint="eastAsia"/>
+                <w:sz w:val="18"/>
+                <w:szCs w:val="20"/>
+              </w:rPr>
+              <w:t>x</w:t>
+            </w:r>
+          </w:p>
+        </w:tc>
+        <w:tc>
+          <w:tcPr>
+            <w:tcW w:w="1435" w:type="dxa"/>
+            <w:vAlign w:val="center"/>
+          </w:tcPr>
+          <w:p>
+            <w:pPr>
+              <w:jc w:val="center"/>
+              <w:rPr>
+                <w:sz w:val="16"/>
+                <w:szCs w:val="18"/>
+              </w:rPr>
+            </w:pPr>
+            <w:r>
+              <w:rPr>
+                <w:rFonts w:hint="eastAsia"/>
+                <w:strike/>
+                <w:sz w:val="16"/>
+                <w:szCs w:val="18"/>
+              </w:rPr>
+              <w:t>서버의 턴 전환</w:t>
+            </w:r>
+          </w:p>
+          <w:p>
+            <w:pPr>
+              <w:jc w:val="center"/>
+              <w:rPr>
+                <w:sz w:val="18"/>
+                <w:szCs w:val="20"/>
+              </w:rPr>
+            </w:pPr>
+            <w:r>
+              <w:rPr>
+                <w:rFonts w:hint="eastAsia"/>
+                <w:sz w:val="14"/>
+                <w:szCs w:val="16"/>
+              </w:rPr>
+              <w:t>(서버 실시간 변경으로 인해 삭제)</w:t>
+            </w:r>
+            <w:r>
+              <w:rPr>
+                <w:rFonts w:hint="eastAsia"/>
+                <w:sz w:val="14"/>
+                <w:szCs w:val="16"/>
+              </w:rPr>
+              <w:t xml:space="preserve"> </w:t>
+            </w:r>
+            <w:r>
+              <w:rPr>
+                <w:rFonts w:hint="eastAsia"/>
+                <w:sz w:val="18"/>
+                <w:szCs w:val="20"/>
+              </w:rPr>
+              <w:t>클라이언트의 지형 파괴 시각화 확인</w:t>
+            </w:r>
+          </w:p>
+        </w:tc>
+        <w:tc>
+          <w:tcPr>
+            <w:tcW w:w="1435" w:type="dxa"/>
+            <w:vAlign w:val="center"/>
+          </w:tcPr>
+          <w:p>
+            <w:pPr>
+              <w:jc w:val="center"/>
+              <w:rPr>
+                <w:rFonts w:hint="eastAsia"/>
+                <w:sz w:val="18"/>
+                <w:szCs w:val="20"/>
+              </w:rPr>
+            </w:pPr>
+            <w:r>
+              <w:rPr>
+                <w:rFonts w:hint="eastAsia"/>
+                <w:sz w:val="18"/>
+                <w:szCs w:val="20"/>
+              </w:rPr>
+              <w:t>충동 감지 후 지형 파괴 연동</w:t>
+            </w:r>
           </w:p>
         </w:tc>
       </w:tr>
@@ -2350,7 +2404,6 @@
                 <w:szCs w:val="20"/>
               </w:rPr>
             </w:pPr>
-            <w:proofErr w:type="spellStart"/>
             <w:r>
               <w:rPr>
                 <w:rFonts w:hint="eastAsia"/>
@@ -2359,23 +2412,21 @@
               </w:rPr>
               <w:t>리펙토링</w:t>
             </w:r>
-            <w:proofErr w:type="spellEnd"/>
-          </w:p>
-        </w:tc>
-        <w:tc>
-          <w:tcPr>
-            <w:tcW w:w="1435" w:type="dxa"/>
-            <w:vAlign w:val="center"/>
-          </w:tcPr>
-          <w:p>
-            <w:pPr>
-              <w:jc w:val="center"/>
-              <w:rPr>
-                <w:sz w:val="18"/>
-                <w:szCs w:val="20"/>
-              </w:rPr>
-            </w:pPr>
-            <w:proofErr w:type="spellStart"/>
+          </w:p>
+        </w:tc>
+        <w:tc>
+          <w:tcPr>
+            <w:tcW w:w="1435" w:type="dxa"/>
+            <w:vAlign w:val="center"/>
+          </w:tcPr>
+          <w:p>
+            <w:pPr>
+              <w:jc w:val="center"/>
+              <w:rPr>
+                <w:sz w:val="18"/>
+                <w:szCs w:val="20"/>
+              </w:rPr>
+            </w:pPr>
             <w:r>
               <w:rPr>
                 <w:rFonts w:hint="eastAsia"/>
@@ -2384,7 +2435,6 @@
               </w:rPr>
               <w:t>리펙토링</w:t>
             </w:r>
-            <w:proofErr w:type="spellEnd"/>
           </w:p>
         </w:tc>
         <w:tc>
@@ -2480,14 +2530,7 @@
         <w:rPr>
           <w:rFonts w:hint="eastAsia"/>
         </w:rPr>
-        <w:t xml:space="preserve">1. 누구 </w:t>
-      </w:r>
-      <w:proofErr w:type="gramStart"/>
-      <w:r>
-        <w:rPr>
-          <w:rFonts w:hint="eastAsia"/>
-        </w:rPr>
-        <w:t>턴인지</w:t>
+        <w:t>1. 누구 턴인지</w:t>
       </w:r>
       <w:r>
         <w:t>/</w:t>
@@ -2496,59 +2539,23 @@
         <w:rPr>
           <w:rFonts w:hint="eastAsia"/>
         </w:rPr>
-        <w:t xml:space="preserve"> 누가</w:t>
+        <w:t xml:space="preserve"> 누가 쐇는지</w:t>
       </w:r>
-      <w:proofErr w:type="gramEnd"/>
-      <w:r>
-        <w:rPr>
-          <w:rFonts w:hint="eastAsia"/>
-        </w:rPr>
-        <w:t xml:space="preserve"> </w:t>
-      </w:r>
-      <w:proofErr w:type="spellStart"/>
-      <w:r>
-        <w:rPr>
-          <w:rFonts w:hint="eastAsia"/>
-        </w:rPr>
-        <w:t>쐇는지</w:t>
-      </w:r>
-      <w:proofErr w:type="spellEnd"/>
     </w:p>
     <w:p>
       <w:r>
         <w:rPr>
           <w:rFonts w:hint="eastAsia"/>
         </w:rPr>
-        <w:t xml:space="preserve">2. 발사 위치 ex) </w:t>
+        <w:t>2. 발사 위치 ex) startX, startY</w:t>
       </w:r>
-      <w:proofErr w:type="spellStart"/>
-      <w:r>
-        <w:rPr>
-          <w:rFonts w:hint="eastAsia"/>
-        </w:rPr>
-        <w:t>startX</w:t>
-      </w:r>
-      <w:proofErr w:type="spellEnd"/>
-      <w:r>
-        <w:rPr>
-          <w:rFonts w:hint="eastAsia"/>
-        </w:rPr>
-        <w:t xml:space="preserve">, </w:t>
-      </w:r>
-      <w:proofErr w:type="spellStart"/>
-      <w:r>
-        <w:rPr>
-          <w:rFonts w:hint="eastAsia"/>
-        </w:rPr>
-        <w:t>startY</w:t>
-      </w:r>
-      <w:proofErr w:type="spellEnd"/>
     </w:p>
     <w:p>
       <w:r>
         <w:rPr>
           <w:rFonts w:hint="eastAsia"/>
         </w:rPr>
+        <w:lastRenderedPageBreak/>
         <w:t>3. 각도 (angle)</w:t>
       </w:r>
     </w:p>
@@ -2557,7 +2564,6 @@
         <w:rPr>
           <w:rFonts w:hint="eastAsia"/>
         </w:rPr>
-        <w:lastRenderedPageBreak/>
         <w:t>4. 파워 (Power)</w:t>
       </w:r>
     </w:p>
@@ -2575,14 +2581,7 @@
         <w:rPr>
           <w:rFonts w:hint="eastAsia"/>
         </w:rPr>
-        <w:t xml:space="preserve"> </w:t>
-      </w:r>
-      <w:proofErr w:type="gramStart"/>
-      <w:r>
-        <w:rPr>
-          <w:rFonts w:hint="eastAsia"/>
-        </w:rPr>
-        <w:t>종류</w:t>
+        <w:t xml:space="preserve"> 종류</w:t>
       </w:r>
       <w:r>
         <w:t>/</w:t>
@@ -2591,14 +2590,7 @@
         <w:rPr>
           <w:rFonts w:hint="eastAsia"/>
         </w:rPr>
-        <w:t xml:space="preserve"> 선택</w:t>
-      </w:r>
-      <w:proofErr w:type="gramEnd"/>
-      <w:r>
-        <w:rPr>
-          <w:rFonts w:hint="eastAsia"/>
-        </w:rPr>
-        <w:t xml:space="preserve"> 스킬</w:t>
+        <w:t xml:space="preserve"> 선택 스킬</w:t>
       </w:r>
     </w:p>
     <w:p>
@@ -2649,6 +2641,51 @@
           <w:rFonts w:hint="eastAsia"/>
         </w:rPr>
         <w:t>연결 완료</w:t>
+      </w:r>
+    </w:p>
+    <w:p>
+      <w:r>
+        <w:rPr>
+          <w:rFonts w:hint="eastAsia"/>
+        </w:rPr>
+        <w:t>11/24 클라이언트 지형데이터 정보 서버로 전송 확인</w:t>
+      </w:r>
+    </w:p>
+    <w:p>
+      <w:r>
+        <w:rPr>
+          <w:rFonts w:hint="eastAsia"/>
+        </w:rPr>
+        <w:t xml:space="preserve">확인 후 서버 측에서 수정 정보 받는 것 확인 </w:t>
+      </w:r>
+    </w:p>
+    <w:p>
+      <w:r>
+        <w:rPr>
+          <w:rFonts w:hint="eastAsia"/>
+        </w:rPr>
+        <w:t>(다른 클라이언트 연동 후 다른 클라이언트에서도 받는지 추후 확인)</w:t>
+      </w:r>
+    </w:p>
+    <w:p>
+      <w:r>
+        <w:rPr>
+          <w:rFonts w:hint="eastAsia"/>
+        </w:rPr>
+        <w:t>11/29 클라이언트에서의 시각화 컴퓨터 2대로 확인.</w:t>
+      </w:r>
+    </w:p>
+    <w:p>
+      <w:pPr>
+        <w:rPr>
+          <w:rFonts w:hint="eastAsia"/>
+        </w:rPr>
+      </w:pPr>
+      <w:r>
+        <w:rPr>
+          <w:rFonts w:hint="eastAsia"/>
+        </w:rPr>
+        <w:t>이후 충돌 감지 확인 후 지형 파괴까지 적용 예정</w:t>
       </w:r>
     </w:p>
     <w:sectPr>

--- a/Kyu/함민규 일정표.docx
+++ b/Kyu/함민규 일정표.docx
@@ -703,7 +703,6 @@
             <w:pPr>
               <w:jc w:val="center"/>
               <w:rPr>
-                <w:rFonts w:hint="eastAsia"/>
                 <w:sz w:val="18"/>
                 <w:szCs w:val="20"/>
               </w:rPr>
@@ -1064,6 +1063,7 @@
                 <w:szCs w:val="20"/>
               </w:rPr>
             </w:pPr>
+            <w:proofErr w:type="spellStart"/>
             <w:r>
               <w:rPr>
                 <w:strike/>
@@ -1072,6 +1072,7 @@
               </w:rPr>
               <w:t>Recv</w:t>
             </w:r>
+            <w:proofErr w:type="spellEnd"/>
           </w:p>
           <w:p>
             <w:pPr>
@@ -1082,6 +1083,7 @@
                 <w:szCs w:val="20"/>
               </w:rPr>
             </w:pPr>
+            <w:proofErr w:type="spellStart"/>
             <w:r>
               <w:rPr>
                 <w:strike/>
@@ -1090,6 +1092,7 @@
               </w:rPr>
               <w:t>ThreadProc</w:t>
             </w:r>
+            <w:proofErr w:type="spellEnd"/>
             <w:r>
               <w:rPr>
                 <w:rFonts w:hint="eastAsia"/>
@@ -1133,6 +1136,7 @@
                 <w:szCs w:val="20"/>
               </w:rPr>
             </w:pPr>
+            <w:proofErr w:type="spellStart"/>
             <w:r>
               <w:rPr>
                 <w:strike/>
@@ -1141,6 +1145,7 @@
               </w:rPr>
               <w:t>Recv</w:t>
             </w:r>
+            <w:proofErr w:type="spellEnd"/>
           </w:p>
           <w:p>
             <w:pPr>
@@ -1151,6 +1156,7 @@
                 <w:szCs w:val="20"/>
               </w:rPr>
             </w:pPr>
+            <w:proofErr w:type="spellStart"/>
             <w:r>
               <w:rPr>
                 <w:strike/>
@@ -1159,6 +1165,7 @@
               </w:rPr>
               <w:t>ThreadProc</w:t>
             </w:r>
+            <w:proofErr w:type="spellEnd"/>
             <w:r>
               <w:rPr>
                 <w:rFonts w:hint="eastAsia"/>
@@ -1684,7 +1691,6 @@
             <w:pPr>
               <w:jc w:val="center"/>
               <w:rPr>
-                <w:rFonts w:hint="eastAsia"/>
                 <w:sz w:val="18"/>
                 <w:szCs w:val="20"/>
               </w:rPr>
@@ -1970,15 +1976,7 @@
                 <w:sz w:val="18"/>
                 <w:szCs w:val="20"/>
               </w:rPr>
-              <w:t>지형 데이터 수정 확인</w:t>
-            </w:r>
-            <w:r>
-              <w:rPr>
-                <w:rFonts w:hint="eastAsia"/>
-                <w:sz w:val="18"/>
-                <w:szCs w:val="20"/>
-              </w:rPr>
-              <w:t>,</w:t>
+              <w:t>지형 데이터 수정 확인,</w:t>
             </w:r>
           </w:p>
           <w:p>
@@ -2031,17 +2029,37 @@
             <w:pPr>
               <w:jc w:val="center"/>
               <w:rPr>
-                <w:sz w:val="18"/>
-                <w:szCs w:val="20"/>
-              </w:rPr>
-            </w:pPr>
-            <w:r>
-              <w:rPr>
-                <w:rFonts w:hint="eastAsia"/>
+                <w:strike/>
+                <w:sz w:val="18"/>
+                <w:szCs w:val="20"/>
+              </w:rPr>
+            </w:pPr>
+            <w:r>
+              <w:rPr>
+                <w:rFonts w:hint="eastAsia"/>
+                <w:strike/>
                 <w:sz w:val="18"/>
                 <w:szCs w:val="20"/>
               </w:rPr>
               <w:t>클라이언트 전체 루프 확인</w:t>
+            </w:r>
+          </w:p>
+          <w:p>
+            <w:pPr>
+              <w:jc w:val="center"/>
+              <w:rPr>
+                <w:rFonts w:hint="eastAsia"/>
+                <w:sz w:val="18"/>
+                <w:szCs w:val="20"/>
+              </w:rPr>
+            </w:pPr>
+            <w:r>
+              <w:rPr>
+                <w:rFonts w:hint="eastAsia"/>
+                <w:sz w:val="18"/>
+                <w:szCs w:val="20"/>
+              </w:rPr>
+              <w:t>-&gt; 실시간으로 변경 예정</w:t>
             </w:r>
           </w:p>
         </w:tc>
@@ -2128,15 +2146,7 @@
                 <w:sz w:val="14"/>
                 <w:szCs w:val="16"/>
               </w:rPr>
-              <w:t>(서버 실시간 변경으로 인해 삭제)</w:t>
-            </w:r>
-            <w:r>
-              <w:rPr>
-                <w:rFonts w:hint="eastAsia"/>
-                <w:sz w:val="14"/>
-                <w:szCs w:val="16"/>
-              </w:rPr>
-              <w:t xml:space="preserve"> </w:t>
+              <w:t xml:space="preserve">(서버 실시간 변경으로 인해 삭제) </w:t>
             </w:r>
             <w:r>
               <w:rPr>
@@ -2146,18 +2156,42 @@
               </w:rPr>
               <w:t>클라이언트의 지형 파괴 시각화 확인</w:t>
             </w:r>
-          </w:p>
-        </w:tc>
-        <w:tc>
-          <w:tcPr>
-            <w:tcW w:w="1435" w:type="dxa"/>
-            <w:vAlign w:val="center"/>
-          </w:tcPr>
-          <w:p>
-            <w:pPr>
-              <w:jc w:val="center"/>
-              <w:rPr>
-                <w:rFonts w:hint="eastAsia"/>
+            <w:r>
+              <w:rPr>
+                <w:rFonts w:hint="eastAsia"/>
+                <w:sz w:val="18"/>
+                <w:szCs w:val="20"/>
+              </w:rPr>
+              <w:t>,</w:t>
+            </w:r>
+          </w:p>
+          <w:p>
+            <w:pPr>
+              <w:jc w:val="center"/>
+              <w:rPr>
+                <w:sz w:val="18"/>
+                <w:szCs w:val="20"/>
+              </w:rPr>
+            </w:pPr>
+            <w:r>
+              <w:rPr>
+                <w:rFonts w:hint="eastAsia"/>
+                <w:sz w:val="18"/>
+                <w:szCs w:val="20"/>
+              </w:rPr>
+              <w:t>실시간 서버 연동에 맞게 클라이언트 수정</w:t>
+            </w:r>
+          </w:p>
+        </w:tc>
+        <w:tc>
+          <w:tcPr>
+            <w:tcW w:w="1435" w:type="dxa"/>
+            <w:vAlign w:val="center"/>
+          </w:tcPr>
+          <w:p>
+            <w:pPr>
+              <w:jc w:val="center"/>
+              <w:rPr>
                 <w:sz w:val="18"/>
                 <w:szCs w:val="20"/>
               </w:rPr>
@@ -2404,6 +2438,7 @@
                 <w:szCs w:val="20"/>
               </w:rPr>
             </w:pPr>
+            <w:proofErr w:type="spellStart"/>
             <w:r>
               <w:rPr>
                 <w:rFonts w:hint="eastAsia"/>
@@ -2412,21 +2447,23 @@
               </w:rPr>
               <w:t>리펙토링</w:t>
             </w:r>
-          </w:p>
-        </w:tc>
-        <w:tc>
-          <w:tcPr>
-            <w:tcW w:w="1435" w:type="dxa"/>
-            <w:vAlign w:val="center"/>
-          </w:tcPr>
-          <w:p>
-            <w:pPr>
-              <w:jc w:val="center"/>
-              <w:rPr>
-                <w:sz w:val="18"/>
-                <w:szCs w:val="20"/>
-              </w:rPr>
-            </w:pPr>
+            <w:proofErr w:type="spellEnd"/>
+          </w:p>
+        </w:tc>
+        <w:tc>
+          <w:tcPr>
+            <w:tcW w:w="1435" w:type="dxa"/>
+            <w:vAlign w:val="center"/>
+          </w:tcPr>
+          <w:p>
+            <w:pPr>
+              <w:jc w:val="center"/>
+              <w:rPr>
+                <w:sz w:val="18"/>
+                <w:szCs w:val="20"/>
+              </w:rPr>
+            </w:pPr>
+            <w:proofErr w:type="spellStart"/>
             <w:r>
               <w:rPr>
                 <w:rFonts w:hint="eastAsia"/>
@@ -2435,6 +2472,7 @@
               </w:rPr>
               <w:t>리펙토링</w:t>
             </w:r>
+            <w:proofErr w:type="spellEnd"/>
           </w:p>
         </w:tc>
         <w:tc>
@@ -2530,6 +2568,7 @@
         <w:rPr>
           <w:rFonts w:hint="eastAsia"/>
         </w:rPr>
+        <w:lastRenderedPageBreak/>
         <w:t>1. 누구 턴인지</w:t>
       </w:r>
       <w:r>
@@ -2539,23 +2578,52 @@
         <w:rPr>
           <w:rFonts w:hint="eastAsia"/>
         </w:rPr>
-        <w:t xml:space="preserve"> 누가 쐇는지</w:t>
+        <w:t xml:space="preserve"> 누가 </w:t>
       </w:r>
+      <w:proofErr w:type="spellStart"/>
+      <w:r>
+        <w:rPr>
+          <w:rFonts w:hint="eastAsia"/>
+        </w:rPr>
+        <w:t>쐇는지</w:t>
+      </w:r>
+      <w:proofErr w:type="spellEnd"/>
     </w:p>
     <w:p>
       <w:r>
         <w:rPr>
           <w:rFonts w:hint="eastAsia"/>
         </w:rPr>
-        <w:t>2. 발사 위치 ex) startX, startY</w:t>
+        <w:t xml:space="preserve">2. 발사 위치 ex) </w:t>
       </w:r>
+      <w:proofErr w:type="spellStart"/>
+      <w:r>
+        <w:rPr>
+          <w:rFonts w:hint="eastAsia"/>
+        </w:rPr>
+        <w:t>startX</w:t>
+      </w:r>
+      <w:proofErr w:type="spellEnd"/>
+      <w:r>
+        <w:rPr>
+          <w:rFonts w:hint="eastAsia"/>
+        </w:rPr>
+        <w:t xml:space="preserve">, </w:t>
+      </w:r>
+      <w:proofErr w:type="spellStart"/>
+      <w:r>
+        <w:rPr>
+          <w:rFonts w:hint="eastAsia"/>
+        </w:rPr>
+        <w:t>startY</w:t>
+      </w:r>
+      <w:proofErr w:type="spellEnd"/>
     </w:p>
     <w:p>
       <w:r>
         <w:rPr>
           <w:rFonts w:hint="eastAsia"/>
         </w:rPr>
-        <w:lastRenderedPageBreak/>
         <w:t>3. 각도 (angle)</w:t>
       </w:r>
     </w:p>
@@ -2614,7 +2682,7 @@
                     <pic:cNvPicPr/>
                   </pic:nvPicPr>
                   <pic:blipFill>
-                    <a:blip r:embed="rId5"/>
+                    <a:blip r:embed="rId7"/>
                     <a:stretch>
                       <a:fillRect/>
                     </a:stretch>
@@ -2672,7 +2740,42 @@
         <w:rPr>
           <w:rFonts w:hint="eastAsia"/>
         </w:rPr>
-        <w:t>11/29 클라이언트에서의 시각화 컴퓨터 2대로 확인.</w:t>
+        <w:t>11/29 클라이언트에서의 시각화 컴퓨터 2대로 확인</w:t>
+      </w:r>
+      <w:r>
+        <w:rPr>
+          <w:rFonts w:hint="eastAsia"/>
+        </w:rPr>
+        <w:t>완료</w:t>
+      </w:r>
+      <w:r>
+        <w:rPr>
+          <w:rFonts w:hint="eastAsia"/>
+        </w:rPr>
+        <w:t xml:space="preserve"> (지형 데이터는 </w:t>
+      </w:r>
+      <w:r>
+        <w:rPr>
+          <w:rFonts w:hint="eastAsia"/>
+        </w:rPr>
+        <w:t>주고</w:t>
+      </w:r>
+      <w:r>
+        <w:t>받고</w:t>
+      </w:r>
+      <w:r>
+        <w:rPr>
+          <w:rFonts w:hint="eastAsia"/>
+        </w:rPr>
+        <w:t xml:space="preserve"> 있으나 턴 정립이 완벽하지 않아 턴이 넘어가지 않는 현상이 발생됨.)</w:t>
+      </w:r>
+    </w:p>
+    <w:p>
+      <w:r>
+        <w:rPr>
+          <w:rFonts w:hint="eastAsia"/>
+        </w:rPr>
+        <w:t>이후 충돌 감지 확인 후 지형 파괴까지 적용 예정</w:t>
       </w:r>
     </w:p>
     <w:p>
@@ -2685,7 +2788,16 @@
         <w:rPr>
           <w:rFonts w:hint="eastAsia"/>
         </w:rPr>
-        <w:t>이후 충돌 감지 확인 후 지형 파괴까지 적용 예정</w:t>
+        <w:t>* 현재 코드는 플레이어 위치를 정해두고 2개의 플레이어를 생성하고 있음.</w:t>
+      </w:r>
+      <w:r>
+        <w:br/>
+      </w:r>
+      <w:r>
+        <w:rPr>
+          <w:rFonts w:hint="eastAsia"/>
+        </w:rPr>
+        <w:t>이 부분을 플레이어 1개로 생성하고 초기 시작위치는 서버에서 플레이어 ID에 맞게 배분 해줘야 함.</w:t>
       </w:r>
     </w:p>
     <w:sectPr>
@@ -2696,6 +2808,56 @@
     </w:sectPr>
   </w:body>
 </w:document>
+</file>
+
+<file path=word/endnotes.xml><?xml version="1.0" encoding="utf-8"?>
+<w:endnotes xmlns:wpc="http://schemas.microsoft.com/office/word/2010/wordprocessingCanvas" xmlns:cx="http://schemas.microsoft.com/office/drawing/2014/chartex" xmlns:cx1="http://schemas.microsoft.com/office/drawing/2015/9/8/chartex" xmlns:cx2="http://schemas.microsoft.com/office/drawing/2015/10/21/chartex" xmlns:cx3="http://schemas.microsoft.com/office/drawing/2016/5/9/chartex" xmlns:cx4="http://schemas.microsoft.com/office/drawing/2016/5/10/chartex" xmlns:cx5="http://schemas.microsoft.com/office/drawing/2016/5/11/chartex" xmlns:cx6="http://schemas.microsoft.com/office/drawing/2016/5/12/chartex" xmlns:cx7="http://schemas.microsoft.com/office/drawing/2016/5/13/chartex" xmlns:cx8="http://schemas.microsoft.com/office/drawing/2016/5/14/chartex" xmlns:mc="http://schemas.openxmlformats.org/markup-compatibility/2006" xmlns:aink="http://schemas.microsoft.com/office/drawing/2016/ink" xmlns:am3d="http://schemas.microsoft.com/office/drawing/2017/model3d" xmlns:o="urn:schemas-microsoft-com:office:office" xmlns:oel="http://schemas.microsoft.com/office/2019/extlst" xmlns:r="http://schemas.openxmlformats.org/officeDocument/2006/relationships" xmlns:m="http://schemas.openxmlformats.org/officeDocument/2006/math" xmlns:v="urn:schemas-microsoft-com:vml" xmlns:wp14="http://schemas.microsoft.com/office/word/2010/wordprocessingDrawing" xmlns:wp="http://schemas.openxmlformats.org/drawingml/2006/wordprocessingDrawing" xmlns:w10="urn:schemas-microsoft-com:office:word" xmlns:w="http://schemas.openxmlformats.org/wordprocessingml/2006/main" xmlns:w14="http://schemas.microsoft.com/office/word/2010/wordml" xmlns:w15="http://schemas.microsoft.com/office/word/2012/wordml" xmlns:w16cex="http://schemas.microsoft.com/office/word/2018/wordml/cex" xmlns:w16cid="http://schemas.microsoft.com/office/word/2016/wordml/cid" xmlns:w16="http://schemas.microsoft.com/office/word/2018/wordml" xmlns:w16du="http://schemas.microsoft.com/office/word/2023/wordml/word16du" xmlns:w16sdtdh="http://schemas.microsoft.com/office/word/2020/wordml/sdtdatahash" xmlns:w16sdtfl="http://schemas.microsoft.com/office/word/2024/wordml/sdtformatlock" xmlns:w16se="http://schemas.microsoft.com/office/word/2015/wordml/symex" xmlns:wpg="http://schemas.microsoft.com/office/word/2010/wordprocessingGroup" xmlns:wpi="http://schemas.microsoft.com/office/word/2010/wordprocessingInk" xmlns:wne="http://schemas.microsoft.com/office/word/2006/wordml" xmlns:wps="http://schemas.microsoft.com/office/word/2010/wordprocessingShape" mc:Ignorable="w14 w15 w16se w16cid w16 w16cex w16sdtdh w16sdtfl w16du wp14">
+  <w:endnote w:type="separator" w:id="-1">
+    <w:p>
+      <w:pPr>
+        <w:spacing w:after="0"/>
+      </w:pPr>
+      <w:r>
+        <w:separator/>
+      </w:r>
+    </w:p>
+  </w:endnote>
+  <w:endnote w:type="continuationSeparator" w:id="0">
+    <w:p>
+      <w:pPr>
+        <w:spacing w:after="0"/>
+      </w:pPr>
+      <w:r>
+        <w:continuationSeparator/>
+      </w:r>
+    </w:p>
+  </w:endnote>
+</w:endnotes>
+</file>
+
+<file path=word/footnotes.xml><?xml version="1.0" encoding="utf-8"?>
+<w:footnotes xmlns:wpc="http://schemas.microsoft.com/office/word/2010/wordprocessingCanvas" xmlns:cx="http://schemas.microsoft.com/office/drawing/2014/chartex" xmlns:cx1="http://schemas.microsoft.com/office/drawing/2015/9/8/chartex" xmlns:cx2="http://schemas.microsoft.com/office/drawing/2015/10/21/chartex" xmlns:cx3="http://schemas.microsoft.com/office/drawing/2016/5/9/chartex" xmlns:cx4="http://schemas.microsoft.com/office/drawing/2016/5/10/chartex" xmlns:cx5="http://schemas.microsoft.com/office/drawing/2016/5/11/chartex" xmlns:cx6="http://schemas.microsoft.com/office/drawing/2016/5/12/chartex" xmlns:cx7="http://schemas.microsoft.com/office/drawing/2016/5/13/chartex" xmlns:cx8="http://schemas.microsoft.com/office/drawing/2016/5/14/chartex" xmlns:mc="http://schemas.openxmlformats.org/markup-compatibility/2006" xmlns:aink="http://schemas.microsoft.com/office/drawing/2016/ink" xmlns:am3d="http://schemas.microsoft.com/office/drawing/2017/model3d" xmlns:o="urn:schemas-microsoft-com:office:office" xmlns:oel="http://schemas.microsoft.com/office/2019/extlst" xmlns:r="http://schemas.openxmlformats.org/officeDocument/2006/relationships" xmlns:m="http://schemas.openxmlformats.org/officeDocument/2006/math" xmlns:v="urn:schemas-microsoft-com:vml" xmlns:wp14="http://schemas.microsoft.com/office/word/2010/wordprocessingDrawing" xmlns:wp="http://schemas.openxmlformats.org/drawingml/2006/wordprocessingDrawing" xmlns:w10="urn:schemas-microsoft-com:office:word" xmlns:w="http://schemas.openxmlformats.org/wordprocessingml/2006/main" xmlns:w14="http://schemas.microsoft.com/office/word/2010/wordml" xmlns:w15="http://schemas.microsoft.com/office/word/2012/wordml" xmlns:w16cex="http://schemas.microsoft.com/office/word/2018/wordml/cex" xmlns:w16cid="http://schemas.microsoft.com/office/word/2016/wordml/cid" xmlns:w16="http://schemas.microsoft.com/office/word/2018/wordml" xmlns:w16du="http://schemas.microsoft.com/office/word/2023/wordml/word16du" xmlns:w16sdtdh="http://schemas.microsoft.com/office/word/2020/wordml/sdtdatahash" xmlns:w16sdtfl="http://schemas.microsoft.com/office/word/2024/wordml/sdtformatlock" xmlns:w16se="http://schemas.microsoft.com/office/word/2015/wordml/symex" xmlns:wpg="http://schemas.microsoft.com/office/word/2010/wordprocessingGroup" xmlns:wpi="http://schemas.microsoft.com/office/word/2010/wordprocessingInk" xmlns:wne="http://schemas.microsoft.com/office/word/2006/wordml" xmlns:wps="http://schemas.microsoft.com/office/word/2010/wordprocessingShape" mc:Ignorable="w14 w15 w16se w16cid w16 w16cex w16sdtdh w16sdtfl w16du wp14">
+  <w:footnote w:type="separator" w:id="-1">
+    <w:p>
+      <w:pPr>
+        <w:spacing w:after="0"/>
+      </w:pPr>
+      <w:r>
+        <w:separator/>
+      </w:r>
+    </w:p>
+  </w:footnote>
+  <w:footnote w:type="continuationSeparator" w:id="0">
+    <w:p>
+      <w:pPr>
+        <w:spacing w:after="0"/>
+      </w:pPr>
+      <w:r>
+        <w:continuationSeparator/>
+      </w:r>
+    </w:p>
+  </w:footnote>
+</w:footnotes>
 </file>
 
 <file path=word/styles.xml><?xml version="1.0" encoding="utf-8"?>
@@ -3634,6 +3796,50 @@
       </w:tblBorders>
     </w:tblPr>
   </w:style>
+  <w:style w:type="paragraph" w:styleId="ab">
+    <w:name w:val="header"/>
+    <w:basedOn w:val="a"/>
+    <w:link w:val="Char3"/>
+    <w:uiPriority w:val="99"/>
+    <w:unhideWhenUsed/>
+    <w:rsid w:val="007902DF"/>
+    <w:pPr>
+      <w:tabs>
+        <w:tab w:val="center" w:pos="4513"/>
+        <w:tab w:val="right" w:pos="9026"/>
+      </w:tabs>
+      <w:snapToGrid w:val="0"/>
+    </w:pPr>
+  </w:style>
+  <w:style w:type="character" w:customStyle="1" w:styleId="Char3">
+    <w:name w:val="머리글 Char"/>
+    <w:basedOn w:val="a0"/>
+    <w:link w:val="ab"/>
+    <w:uiPriority w:val="99"/>
+    <w:rsid w:val="007902DF"/>
+  </w:style>
+  <w:style w:type="paragraph" w:styleId="ac">
+    <w:name w:val="footer"/>
+    <w:basedOn w:val="a"/>
+    <w:link w:val="Char4"/>
+    <w:uiPriority w:val="99"/>
+    <w:unhideWhenUsed/>
+    <w:rsid w:val="007902DF"/>
+    <w:pPr>
+      <w:tabs>
+        <w:tab w:val="center" w:pos="4513"/>
+        <w:tab w:val="right" w:pos="9026"/>
+      </w:tabs>
+      <w:snapToGrid w:val="0"/>
+    </w:pPr>
+  </w:style>
+  <w:style w:type="character" w:customStyle="1" w:styleId="Char4">
+    <w:name w:val="바닥글 Char"/>
+    <w:basedOn w:val="a0"/>
+    <w:link w:val="ac"/>
+    <w:uiPriority w:val="99"/>
+    <w:rsid w:val="007902DF"/>
+  </w:style>
 </w:styles>
 </file>
 

--- a/Kyu/함민규 일정표.docx
+++ b/Kyu/함민규 일정표.docx
@@ -1084,6 +1084,7 @@
               </w:rPr>
             </w:pPr>
             <w:proofErr w:type="spellStart"/>
+            <w:proofErr w:type="gramStart"/>
             <w:r>
               <w:rPr>
                 <w:strike/>
@@ -1100,17 +1101,9 @@
                 <w:sz w:val="18"/>
                 <w:szCs w:val="20"/>
               </w:rPr>
-              <w:t>()</w:t>
-            </w:r>
-          </w:p>
-          <w:p>
-            <w:pPr>
-              <w:jc w:val="center"/>
-              <w:rPr>
-                <w:sz w:val="18"/>
-                <w:szCs w:val="20"/>
-              </w:rPr>
-            </w:pPr>
+              <w:t>(</w:t>
+            </w:r>
+            <w:proofErr w:type="gramEnd"/>
             <w:r>
               <w:rPr>
                 <w:rFonts w:hint="eastAsia"/>
@@ -1118,6 +1111,24 @@
                 <w:sz w:val="18"/>
                 <w:szCs w:val="20"/>
               </w:rPr>
+              <w:t>)</w:t>
+            </w:r>
+          </w:p>
+          <w:p>
+            <w:pPr>
+              <w:jc w:val="center"/>
+              <w:rPr>
+                <w:sz w:val="18"/>
+                <w:szCs w:val="20"/>
+              </w:rPr>
+            </w:pPr>
+            <w:r>
+              <w:rPr>
+                <w:rFonts w:hint="eastAsia"/>
+                <w:strike/>
+                <w:sz w:val="18"/>
+                <w:szCs w:val="20"/>
+              </w:rPr>
               <w:t>작성</w:t>
             </w:r>
           </w:p>
@@ -1157,6 +1168,7 @@
               </w:rPr>
             </w:pPr>
             <w:proofErr w:type="spellStart"/>
+            <w:proofErr w:type="gramStart"/>
             <w:r>
               <w:rPr>
                 <w:strike/>
@@ -1173,7 +1185,17 @@
                 <w:sz w:val="18"/>
                 <w:szCs w:val="20"/>
               </w:rPr>
-              <w:t>()</w:t>
+              <w:t>(</w:t>
+            </w:r>
+            <w:proofErr w:type="gramEnd"/>
+            <w:r>
+              <w:rPr>
+                <w:rFonts w:hint="eastAsia"/>
+                <w:strike/>
+                <w:sz w:val="18"/>
+                <w:szCs w:val="20"/>
+              </w:rPr>
+              <w:t>)</w:t>
             </w:r>
           </w:p>
           <w:p>
@@ -2048,7 +2070,6 @@
             <w:pPr>
               <w:jc w:val="center"/>
               <w:rPr>
-                <w:rFonts w:hint="eastAsia"/>
                 <w:sz w:val="18"/>
                 <w:szCs w:val="20"/>
               </w:rPr>
@@ -2202,7 +2223,23 @@
                 <w:sz w:val="18"/>
                 <w:szCs w:val="20"/>
               </w:rPr>
-              <w:t>충동 감지 후 지형 파괴 연동</w:t>
+              <w:t>충</w:t>
+            </w:r>
+            <w:r>
+              <w:rPr>
+                <w:rFonts w:hint="eastAsia"/>
+                <w:sz w:val="18"/>
+                <w:szCs w:val="20"/>
+              </w:rPr>
+              <w:t>돌</w:t>
+            </w:r>
+            <w:r>
+              <w:rPr>
+                <w:rFonts w:hint="eastAsia"/>
+                <w:sz w:val="18"/>
+                <w:szCs w:val="20"/>
+              </w:rPr>
+              <w:t xml:space="preserve"> 감지 후 지형 파괴 연동</w:t>
             </w:r>
           </w:p>
         </w:tc>
@@ -2569,16 +2606,30 @@
           <w:rFonts w:hint="eastAsia"/>
         </w:rPr>
         <w:lastRenderedPageBreak/>
-        <w:t>1. 누구 턴인지</w:t>
-      </w:r>
-      <w:r>
-        <w:t>/</w:t>
-      </w:r>
+        <w:t xml:space="preserve">1. 누구 </w:t>
+      </w:r>
+      <w:proofErr w:type="gramStart"/>
       <w:r>
         <w:rPr>
           <w:rFonts w:hint="eastAsia"/>
         </w:rPr>
-        <w:t xml:space="preserve"> 누가 </w:t>
+        <w:t>턴인지</w:t>
+      </w:r>
+      <w:r>
+        <w:t>/</w:t>
+      </w:r>
+      <w:r>
+        <w:rPr>
+          <w:rFonts w:hint="eastAsia"/>
+        </w:rPr>
+        <w:t xml:space="preserve"> 누가</w:t>
+      </w:r>
+      <w:proofErr w:type="gramEnd"/>
+      <w:r>
+        <w:rPr>
+          <w:rFonts w:hint="eastAsia"/>
+        </w:rPr>
+        <w:t xml:space="preserve"> </w:t>
       </w:r>
       <w:proofErr w:type="spellStart"/>
       <w:r>
@@ -2649,16 +2700,30 @@
         <w:rPr>
           <w:rFonts w:hint="eastAsia"/>
         </w:rPr>
-        <w:t xml:space="preserve"> 종류</w:t>
-      </w:r>
-      <w:r>
-        <w:t>/</w:t>
-      </w:r>
+        <w:t xml:space="preserve"> </w:t>
+      </w:r>
+      <w:proofErr w:type="gramStart"/>
       <w:r>
         <w:rPr>
           <w:rFonts w:hint="eastAsia"/>
         </w:rPr>
-        <w:t xml:space="preserve"> 선택 스킬</w:t>
+        <w:t>종류</w:t>
+      </w:r>
+      <w:r>
+        <w:t>/</w:t>
+      </w:r>
+      <w:r>
+        <w:rPr>
+          <w:rFonts w:hint="eastAsia"/>
+        </w:rPr>
+        <w:t xml:space="preserve"> 선택</w:t>
+      </w:r>
+      <w:proofErr w:type="gramEnd"/>
+      <w:r>
+        <w:rPr>
+          <w:rFonts w:hint="eastAsia"/>
+        </w:rPr>
+        <w:t xml:space="preserve"> 스킬</w:t>
       </w:r>
     </w:p>
     <w:p>
@@ -2779,11 +2844,6 @@
       </w:r>
     </w:p>
     <w:p>
-      <w:pPr>
-        <w:rPr>
-          <w:rFonts w:hint="eastAsia"/>
-        </w:rPr>
-      </w:pPr>
       <w:r>
         <w:rPr>
           <w:rFonts w:hint="eastAsia"/>
@@ -2797,7 +2857,21 @@
         <w:rPr>
           <w:rFonts w:hint="eastAsia"/>
         </w:rPr>
-        <w:t>이 부분을 플레이어 1개로 생성하고 초기 시작위치는 서버에서 플레이어 ID에 맞게 배분 해줘야 함.</w:t>
+        <w:t xml:space="preserve">이 부분을 플레이어 1개로 생성하고 초기 시작위치는 서버에서 플레이어 ID에 맞게 </w:t>
+      </w:r>
+      <w:proofErr w:type="gramStart"/>
+      <w:r>
+        <w:rPr>
+          <w:rFonts w:hint="eastAsia"/>
+        </w:rPr>
+        <w:t>배분 해줘야</w:t>
+      </w:r>
+      <w:proofErr w:type="gramEnd"/>
+      <w:r>
+        <w:rPr>
+          <w:rFonts w:hint="eastAsia"/>
+        </w:rPr>
+        <w:t xml:space="preserve"> 함.</w:t>
       </w:r>
     </w:p>
     <w:sectPr>

--- a/Kyu/함민규 일정표.docx
+++ b/Kyu/함민규 일정표.docx
@@ -1063,7 +1063,6 @@
                 <w:szCs w:val="20"/>
               </w:rPr>
             </w:pPr>
-            <w:proofErr w:type="spellStart"/>
             <w:r>
               <w:rPr>
                 <w:strike/>
@@ -1072,7 +1071,6 @@
               </w:rPr>
               <w:t>Recv</w:t>
             </w:r>
-            <w:proofErr w:type="spellEnd"/>
           </w:p>
           <w:p>
             <w:pPr>
@@ -1083,8 +1081,6 @@
                 <w:szCs w:val="20"/>
               </w:rPr>
             </w:pPr>
-            <w:proofErr w:type="spellStart"/>
-            <w:proofErr w:type="gramStart"/>
             <w:r>
               <w:rPr>
                 <w:strike/>
@@ -1093,7 +1089,6 @@
               </w:rPr>
               <w:t>ThreadProc</w:t>
             </w:r>
-            <w:proofErr w:type="spellEnd"/>
             <w:r>
               <w:rPr>
                 <w:rFonts w:hint="eastAsia"/>
@@ -1101,9 +1096,17 @@
                 <w:sz w:val="18"/>
                 <w:szCs w:val="20"/>
               </w:rPr>
-              <w:t>(</w:t>
-            </w:r>
-            <w:proofErr w:type="gramEnd"/>
+              <w:t>()</w:t>
+            </w:r>
+          </w:p>
+          <w:p>
+            <w:pPr>
+              <w:jc w:val="center"/>
+              <w:rPr>
+                <w:sz w:val="18"/>
+                <w:szCs w:val="20"/>
+              </w:rPr>
+            </w:pPr>
             <w:r>
               <w:rPr>
                 <w:rFonts w:hint="eastAsia"/>
@@ -1111,91 +1114,58 @@
                 <w:sz w:val="18"/>
                 <w:szCs w:val="20"/>
               </w:rPr>
-              <w:t>)</w:t>
-            </w:r>
-          </w:p>
-          <w:p>
-            <w:pPr>
-              <w:jc w:val="center"/>
-              <w:rPr>
-                <w:sz w:val="18"/>
-                <w:szCs w:val="20"/>
-              </w:rPr>
-            </w:pPr>
-            <w:r>
-              <w:rPr>
-                <w:rFonts w:hint="eastAsia"/>
+              <w:t>작성</w:t>
+            </w:r>
+          </w:p>
+        </w:tc>
+        <w:tc>
+          <w:tcPr>
+            <w:tcW w:w="1435" w:type="dxa"/>
+            <w:vAlign w:val="center"/>
+          </w:tcPr>
+          <w:p>
+            <w:pPr>
+              <w:jc w:val="center"/>
+              <w:rPr>
                 <w:strike/>
                 <w:sz w:val="18"/>
                 <w:szCs w:val="20"/>
               </w:rPr>
-              <w:t>작성</w:t>
-            </w:r>
-          </w:p>
-        </w:tc>
-        <w:tc>
-          <w:tcPr>
-            <w:tcW w:w="1435" w:type="dxa"/>
-            <w:vAlign w:val="center"/>
-          </w:tcPr>
-          <w:p>
-            <w:pPr>
-              <w:jc w:val="center"/>
+            </w:pPr>
+            <w:r>
               <w:rPr>
                 <w:strike/>
                 <w:sz w:val="18"/>
                 <w:szCs w:val="20"/>
               </w:rPr>
-            </w:pPr>
-            <w:proofErr w:type="spellStart"/>
-            <w:r>
+              <w:t>Recv</w:t>
+            </w:r>
+          </w:p>
+          <w:p>
+            <w:pPr>
+              <w:jc w:val="center"/>
               <w:rPr>
                 <w:strike/>
                 <w:sz w:val="18"/>
                 <w:szCs w:val="20"/>
               </w:rPr>
-              <w:t>Recv</w:t>
-            </w:r>
-            <w:proofErr w:type="spellEnd"/>
-          </w:p>
-          <w:p>
-            <w:pPr>
-              <w:jc w:val="center"/>
+            </w:pPr>
+            <w:r>
               <w:rPr>
                 <w:strike/>
                 <w:sz w:val="18"/>
                 <w:szCs w:val="20"/>
               </w:rPr>
-            </w:pPr>
-            <w:proofErr w:type="spellStart"/>
-            <w:proofErr w:type="gramStart"/>
-            <w:r>
-              <w:rPr>
+              <w:t>ThreadProc</w:t>
+            </w:r>
+            <w:r>
+              <w:rPr>
+                <w:rFonts w:hint="eastAsia"/>
                 <w:strike/>
                 <w:sz w:val="18"/>
                 <w:szCs w:val="20"/>
               </w:rPr>
-              <w:t>ThreadProc</w:t>
-            </w:r>
-            <w:proofErr w:type="spellEnd"/>
-            <w:r>
-              <w:rPr>
-                <w:rFonts w:hint="eastAsia"/>
-                <w:strike/>
-                <w:sz w:val="18"/>
-                <w:szCs w:val="20"/>
-              </w:rPr>
-              <w:t>(</w:t>
-            </w:r>
-            <w:proofErr w:type="gramEnd"/>
-            <w:r>
-              <w:rPr>
-                <w:rFonts w:hint="eastAsia"/>
-                <w:strike/>
-                <w:sz w:val="18"/>
-                <w:szCs w:val="20"/>
-              </w:rPr>
-              <w:t>)</w:t>
+              <w:t>()</w:t>
             </w:r>
           </w:p>
           <w:p>
@@ -2448,6 +2418,7 @@
             <w:pPr>
               <w:jc w:val="center"/>
               <w:rPr>
+                <w:rFonts w:hint="eastAsia"/>
                 <w:sz w:val="18"/>
                 <w:szCs w:val="20"/>
               </w:rPr>
@@ -2458,24 +2429,23 @@
                 <w:sz w:val="20"/>
                 <w:szCs w:val="22"/>
               </w:rPr>
-              <w:t>최종 디버깅</w:t>
-            </w:r>
-          </w:p>
-        </w:tc>
-        <w:tc>
-          <w:tcPr>
-            <w:tcW w:w="1435" w:type="dxa"/>
-            <w:vAlign w:val="center"/>
-          </w:tcPr>
-          <w:p>
-            <w:pPr>
-              <w:jc w:val="center"/>
-              <w:rPr>
-                <w:sz w:val="18"/>
-                <w:szCs w:val="20"/>
-              </w:rPr>
-            </w:pPr>
-            <w:proofErr w:type="spellStart"/>
+              <w:t>실시간 변경 위해 클라 코드 수정</w:t>
+            </w:r>
+          </w:p>
+        </w:tc>
+        <w:tc>
+          <w:tcPr>
+            <w:tcW w:w="1435" w:type="dxa"/>
+            <w:vAlign w:val="center"/>
+          </w:tcPr>
+          <w:p>
+            <w:pPr>
+              <w:jc w:val="center"/>
+              <w:rPr>
+                <w:sz w:val="18"/>
+                <w:szCs w:val="20"/>
+              </w:rPr>
+            </w:pPr>
             <w:r>
               <w:rPr>
                 <w:rFonts w:hint="eastAsia"/>
@@ -2484,23 +2454,21 @@
               </w:rPr>
               <w:t>리펙토링</w:t>
             </w:r>
-            <w:proofErr w:type="spellEnd"/>
-          </w:p>
-        </w:tc>
-        <w:tc>
-          <w:tcPr>
-            <w:tcW w:w="1435" w:type="dxa"/>
-            <w:vAlign w:val="center"/>
-          </w:tcPr>
-          <w:p>
-            <w:pPr>
-              <w:jc w:val="center"/>
-              <w:rPr>
-                <w:sz w:val="18"/>
-                <w:szCs w:val="20"/>
-              </w:rPr>
-            </w:pPr>
-            <w:proofErr w:type="spellStart"/>
+          </w:p>
+        </w:tc>
+        <w:tc>
+          <w:tcPr>
+            <w:tcW w:w="1435" w:type="dxa"/>
+            <w:vAlign w:val="center"/>
+          </w:tcPr>
+          <w:p>
+            <w:pPr>
+              <w:jc w:val="center"/>
+              <w:rPr>
+                <w:sz w:val="18"/>
+                <w:szCs w:val="20"/>
+              </w:rPr>
+            </w:pPr>
             <w:r>
               <w:rPr>
                 <w:rFonts w:hint="eastAsia"/>
@@ -2509,7 +2477,6 @@
               </w:rPr>
               <w:t>리펙토링</w:t>
             </w:r>
-            <w:proofErr w:type="spellEnd"/>
           </w:p>
         </w:tc>
         <w:tc>
@@ -2589,6 +2556,7 @@
         <w:rPr>
           <w:rFonts w:hint="eastAsia"/>
         </w:rPr>
+        <w:lastRenderedPageBreak/>
         <w:t>11.19 client 코드 정리</w:t>
       </w:r>
     </w:p>
@@ -2605,15 +2573,7 @@
         <w:rPr>
           <w:rFonts w:hint="eastAsia"/>
         </w:rPr>
-        <w:lastRenderedPageBreak/>
-        <w:t xml:space="preserve">1. 누구 </w:t>
-      </w:r>
-      <w:proofErr w:type="gramStart"/>
-      <w:r>
-        <w:rPr>
-          <w:rFonts w:hint="eastAsia"/>
-        </w:rPr>
-        <w:t>턴인지</w:t>
+        <w:t>1. 누구 턴인지</w:t>
       </w:r>
       <w:r>
         <w:t>/</w:t>
@@ -2622,53 +2582,16 @@
         <w:rPr>
           <w:rFonts w:hint="eastAsia"/>
         </w:rPr>
-        <w:t xml:space="preserve"> 누가</w:t>
+        <w:t xml:space="preserve"> 누가 쐇는지</w:t>
       </w:r>
-      <w:proofErr w:type="gramEnd"/>
-      <w:r>
-        <w:rPr>
-          <w:rFonts w:hint="eastAsia"/>
-        </w:rPr>
-        <w:t xml:space="preserve"> </w:t>
-      </w:r>
-      <w:proofErr w:type="spellStart"/>
-      <w:r>
-        <w:rPr>
-          <w:rFonts w:hint="eastAsia"/>
-        </w:rPr>
-        <w:t>쐇는지</w:t>
-      </w:r>
-      <w:proofErr w:type="spellEnd"/>
     </w:p>
     <w:p>
       <w:r>
         <w:rPr>
           <w:rFonts w:hint="eastAsia"/>
         </w:rPr>
-        <w:t xml:space="preserve">2. 발사 위치 ex) </w:t>
+        <w:t>2. 발사 위치 ex) startX, startY</w:t>
       </w:r>
-      <w:proofErr w:type="spellStart"/>
-      <w:r>
-        <w:rPr>
-          <w:rFonts w:hint="eastAsia"/>
-        </w:rPr>
-        <w:t>startX</w:t>
-      </w:r>
-      <w:proofErr w:type="spellEnd"/>
-      <w:r>
-        <w:rPr>
-          <w:rFonts w:hint="eastAsia"/>
-        </w:rPr>
-        <w:t xml:space="preserve">, </w:t>
-      </w:r>
-      <w:proofErr w:type="spellStart"/>
-      <w:r>
-        <w:rPr>
-          <w:rFonts w:hint="eastAsia"/>
-        </w:rPr>
-        <w:t>startY</w:t>
-      </w:r>
-      <w:proofErr w:type="spellEnd"/>
     </w:p>
     <w:p>
       <w:r>
@@ -2700,14 +2623,7 @@
         <w:rPr>
           <w:rFonts w:hint="eastAsia"/>
         </w:rPr>
-        <w:t xml:space="preserve"> </w:t>
-      </w:r>
-      <w:proofErr w:type="gramStart"/>
-      <w:r>
-        <w:rPr>
-          <w:rFonts w:hint="eastAsia"/>
-        </w:rPr>
-        <w:t>종류</w:t>
+        <w:t xml:space="preserve"> 종류</w:t>
       </w:r>
       <w:r>
         <w:t>/</w:t>
@@ -2716,14 +2632,7 @@
         <w:rPr>
           <w:rFonts w:hint="eastAsia"/>
         </w:rPr>
-        <w:t xml:space="preserve"> 선택</w:t>
-      </w:r>
-      <w:proofErr w:type="gramEnd"/>
-      <w:r>
-        <w:rPr>
-          <w:rFonts w:hint="eastAsia"/>
-        </w:rPr>
-        <w:t xml:space="preserve"> 스킬</w:t>
+        <w:t xml:space="preserve"> 선택 스킬</w:t>
       </w:r>
     </w:p>
     <w:p>
@@ -2857,21 +2766,27 @@
         <w:rPr>
           <w:rFonts w:hint="eastAsia"/>
         </w:rPr>
-        <w:t xml:space="preserve">이 부분을 플레이어 1개로 생성하고 초기 시작위치는 서버에서 플레이어 ID에 맞게 </w:t>
+        <w:t>이 부분을 플레이어 1개로 생성하고 초기 시작위치는 서버에서 플레이어 ID에 맞게 배</w:t>
       </w:r>
-      <w:proofErr w:type="gramStart"/>
       <w:r>
         <w:rPr>
           <w:rFonts w:hint="eastAsia"/>
         </w:rPr>
-        <w:t>배분 해줘야</w:t>
+        <w:lastRenderedPageBreak/>
+        <w:t>분 해줘야 함.</w:t>
       </w:r>
-      <w:proofErr w:type="gramEnd"/>
+    </w:p>
+    <w:p>
+      <w:pPr>
+        <w:rPr>
+          <w:rFonts w:hint="eastAsia"/>
+        </w:rPr>
+      </w:pPr>
       <w:r>
         <w:rPr>
           <w:rFonts w:hint="eastAsia"/>
         </w:rPr>
-        <w:t xml:space="preserve"> 함.</w:t>
+        <w:t>12/1 실시간 변경 위해 클라 내부 턴과 관련된 변수 삭제 및 리펙토링</w:t>
       </w:r>
     </w:p>
     <w:sectPr>
